--- a/paper/PINN_Dengue_Bulacan_Paper.docx
+++ b/paper/PINN_Dengue_Bulacan_Paper.docx
@@ -25,7 +25,7 @@
           <w:b w:val="0"/>
           <w:i w:val="0"/>
         </w:rPr>
-        <w:t>[Member 1], [Member 2], [Member 3], [Member 4], [Member 5]</w:t>
+        <w:t>Almoguez, Romar S., Dela Cruz, Sean Arkin C., Fajardo, Osyris Benedict P., Hornales, Jian Kyle C.</w:t>
       </w:r>
     </w:p>
     <w:p>
